--- a/Trabajos practicos/Ejercitación Sentencia JOIN.docx
+++ b/Trabajos practicos/Ejercitación Sentencia JOIN.docx
@@ -281,15 +281,27 @@
         </w:rPr>
         <w:t xml:space="preserve">pres_id, </w:t>
       </w:r>
-      <w:proofErr w:type="spellStart"/>
-      <w:r>
-        <w:rPr>
-          <w:sz w:val="24"/>
-          <w:szCs w:val="24"/>
-        </w:rPr>
-        <w:t>pres_usuario</w:t>
-      </w:r>
-      <w:proofErr w:type="spellEnd"/>
+      <w:r>
+        <w:rPr>
+          <w:sz w:val="24"/>
+          <w:szCs w:val="24"/>
+        </w:rPr>
+        <w:t>#</w:t>
+      </w:r>
+      <w:r>
+        <w:rPr>
+          <w:sz w:val="24"/>
+          <w:szCs w:val="24"/>
+        </w:rPr>
+        <w:t>pres_usua</w:t>
+      </w:r>
+      <w:r>
+        <w:rPr>
+          <w:sz w:val="24"/>
+          <w:szCs w:val="24"/>
+        </w:rPr>
+        <w:t>_id</w:t>
+      </w:r>
       <w:r>
         <w:rPr>
           <w:sz w:val="24"/>
@@ -297,15 +309,27 @@
         </w:rPr>
         <w:t xml:space="preserve">, </w:t>
       </w:r>
-      <w:proofErr w:type="spellStart"/>
-      <w:r>
-        <w:rPr>
-          <w:sz w:val="24"/>
-          <w:szCs w:val="24"/>
-        </w:rPr>
-        <w:t>pres_libro</w:t>
-      </w:r>
-      <w:proofErr w:type="spellEnd"/>
+      <w:r>
+        <w:rPr>
+          <w:sz w:val="24"/>
+          <w:szCs w:val="24"/>
+        </w:rPr>
+        <w:t>#</w:t>
+      </w:r>
+      <w:r>
+        <w:rPr>
+          <w:sz w:val="24"/>
+          <w:szCs w:val="24"/>
+        </w:rPr>
+        <w:t>pres_libr</w:t>
+      </w:r>
+      <w:r>
+        <w:rPr>
+          <w:sz w:val="24"/>
+          <w:szCs w:val="24"/>
+        </w:rPr>
+        <w:t>_id</w:t>
+      </w:r>
       <w:r>
         <w:rPr>
           <w:sz w:val="24"/>
@@ -494,14 +518,7 @@
           <w:sz w:val="24"/>
           <w:szCs w:val="24"/>
         </w:rPr>
-        <w:t xml:space="preserve">Listar el título del libro y nombre del autor. ordenados por </w:t>
-      </w:r>
-      <w:r>
-        <w:rPr>
-          <w:sz w:val="24"/>
-          <w:szCs w:val="24"/>
-        </w:rPr>
-        <w:t>año</w:t>
+        <w:t>Listar el título del libro y nombre del autor. ordenados por año</w:t>
       </w:r>
     </w:p>
     <w:p>
@@ -522,21 +539,7 @@
           <w:sz w:val="24"/>
           <w:szCs w:val="24"/>
         </w:rPr>
-        <w:t xml:space="preserve">Listar libros con autores de nacionalidad argentina </w:t>
-      </w:r>
-      <w:r>
-        <w:rPr>
-          <w:sz w:val="24"/>
-          <w:szCs w:val="24"/>
-        </w:rPr>
-        <w:t>ordenados</w:t>
-      </w:r>
-      <w:r>
-        <w:rPr>
-          <w:sz w:val="24"/>
-          <w:szCs w:val="24"/>
-        </w:rPr>
-        <w:t xml:space="preserve"> por nombre de autor.</w:t>
+        <w:t>Listar libros con autores de nacionalidad argentina ordenados por nombre de autor.</w:t>
       </w:r>
     </w:p>
     <w:p>
